--- a/fuentes/63560006_CFA01_DU.docx
+++ b/fuentes/63560006_CFA01_DU.docx
@@ -205,7 +205,7 @@
               </wp:anchor>
             </w:drawing>
           </mc:Choice>
-          <mc:Fallback xmlns:oel="http://schemas.microsoft.com/office/2019/extlst" xmlns:w16cei="http://schemas.microsoft.com/office/word/2026/wordml/cei" xmlns:w16du="http://schemas.microsoft.com/office/word/2023/wordml/word16du" xmlns:w16sdtfl="http://schemas.microsoft.com/office/word/2024/wordml/sdtformatlock">
+          <mc:Fallback xmlns:w16sdtfl="http://schemas.microsoft.com/office/word/2024/wordml/sdtformatlock" xmlns:w16du="http://schemas.microsoft.com/office/word/2023/wordml/word16du" xmlns:w16cei="http://schemas.microsoft.com/office/word/2026/wordml/cei" xmlns:oel="http://schemas.microsoft.com/office/2019/extlst">
             <w:pict>
               <v:rect w14:anchorId="4C256C62" id="Rectángulo 3" o:spid="_x0000_s1026" alt="&quot;&quot;" style="position:absolute;margin-left:-55.95pt;margin-top:26.4pt;width:613.85pt;height:164.25pt;z-index:-251655168;visibility:visible;mso-wrap-style:square;mso-height-percent:0;mso-wrap-distance-left:9pt;mso-wrap-distance-top:0;mso-wrap-distance-right:9pt;mso-wrap-distance-bottom:0;mso-position-horizontal:absolute;mso-position-horizontal-relative:text;mso-position-vertical:absolute;mso-position-vertical-relative:text;mso-height-percent:0;mso-height-relative:margin;v-text-anchor:middle" o:gfxdata="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" fillcolor="#00314d" stroked="f" strokeweight="1pt"/>
             </w:pict>
@@ -597,7 +597,7 @@
           <w:r>
             <w:fldChar w:fldCharType="separate"/>
           </w:r>
-          <w:hyperlink w:anchor="_Toc238882143" w:history="1">
+          <w:hyperlink w:anchor="_Toc241074665" w:history="1">
             <w:r>
               <w:rPr>
                 <w:rStyle w:val="Hipervnculo"/>
@@ -624,7 +624,7 @@
                 <w:noProof/>
                 <w:webHidden/>
               </w:rPr>
-              <w:instrText xml:space="preserve"> PAGEREF _Toc238882143 \h </w:instrText>
+              <w:instrText xml:space="preserve"> PAGEREF _Toc241074665 \h </w:instrText>
             </w:r>
             <w:r>
               <w:rPr>
@@ -670,7 +670,7 @@
               <w14:ligatures w14:val="none"/>
             </w:rPr>
           </w:pPr>
-          <w:hyperlink w:anchor="_Toc238882144" w:history="1">
+          <w:hyperlink w:anchor="_Toc241074666" w:history="1">
             <w:r>
               <w:rPr>
                 <w:rStyle w:val="Hipervnculo"/>
@@ -697,7 +697,7 @@
                 <w:noProof/>
                 <w:webHidden/>
               </w:rPr>
-              <w:instrText xml:space="preserve"> PAGEREF _Toc238882144 \h </w:instrText>
+              <w:instrText xml:space="preserve"> PAGEREF _Toc241074666 \h </w:instrText>
             </w:r>
             <w:r>
               <w:rPr>
@@ -743,7 +743,7 @@
               <w14:ligatures w14:val="none"/>
             </w:rPr>
           </w:pPr>
-          <w:hyperlink w:anchor="_Toc238882145" w:history="1">
+          <w:hyperlink w:anchor="_Toc241074667" w:history="1">
             <w:r>
               <w:rPr>
                 <w:rStyle w:val="Hipervnculo"/>
@@ -770,7 +770,7 @@
                 <w:noProof/>
                 <w:webHidden/>
               </w:rPr>
-              <w:instrText xml:space="preserve"> PAGEREF _Toc238882145 \h </w:instrText>
+              <w:instrText xml:space="preserve"> PAGEREF _Toc241074667 \h </w:instrText>
             </w:r>
             <w:r>
               <w:rPr>
@@ -816,7 +816,7 @@
               <w14:ligatures w14:val="none"/>
             </w:rPr>
           </w:pPr>
-          <w:hyperlink w:anchor="_Toc238882146" w:history="1">
+          <w:hyperlink w:anchor="_Toc241074668" w:history="1">
             <w:r>
               <w:rPr>
                 <w:rStyle w:val="Hipervnculo"/>
@@ -843,7 +843,7 @@
                 <w:noProof/>
                 <w:webHidden/>
               </w:rPr>
-              <w:instrText xml:space="preserve"> PAGEREF _Toc238882146 \h </w:instrText>
+              <w:instrText xml:space="preserve"> PAGEREF _Toc241074668 \h </w:instrText>
             </w:r>
             <w:r>
               <w:rPr>
@@ -889,7 +889,7 @@
               <w14:ligatures w14:val="none"/>
             </w:rPr>
           </w:pPr>
-          <w:hyperlink w:anchor="_Toc238882147" w:history="1">
+          <w:hyperlink w:anchor="_Toc241074669" w:history="1">
             <w:r>
               <w:rPr>
                 <w:rStyle w:val="Hipervnculo"/>
@@ -916,7 +916,7 @@
                 <w:noProof/>
                 <w:webHidden/>
               </w:rPr>
-              <w:instrText xml:space="preserve"> PAGEREF _Toc238882147 \h </w:instrText>
+              <w:instrText xml:space="preserve"> PAGEREF _Toc241074669 \h </w:instrText>
             </w:r>
             <w:r>
               <w:rPr>
@@ -936,7 +936,7 @@
                 <w:noProof/>
                 <w:webHidden/>
               </w:rPr>
-              <w:t>31</w:t>
+              <w:t>30</w:t>
             </w:r>
             <w:r>
               <w:rPr>
@@ -962,7 +962,7 @@
               <w14:ligatures w14:val="none"/>
             </w:rPr>
           </w:pPr>
-          <w:hyperlink w:anchor="_Toc238882148" w:history="1">
+          <w:hyperlink w:anchor="_Toc241074670" w:history="1">
             <w:r>
               <w:rPr>
                 <w:rStyle w:val="Hipervnculo"/>
@@ -989,7 +989,7 @@
                 <w:noProof/>
                 <w:webHidden/>
               </w:rPr>
-              <w:instrText xml:space="preserve"> PAGEREF _Toc238882148 \h </w:instrText>
+              <w:instrText xml:space="preserve"> PAGEREF _Toc241074670 \h </w:instrText>
             </w:r>
             <w:r>
               <w:rPr>
@@ -1009,7 +1009,7 @@
                 <w:noProof/>
                 <w:webHidden/>
               </w:rPr>
-              <w:t>36</w:t>
+              <w:t>35</w:t>
             </w:r>
             <w:r>
               <w:rPr>
@@ -1035,19 +1035,19 @@
               <w14:ligatures w14:val="none"/>
             </w:rPr>
           </w:pPr>
-          <w:hyperlink w:anchor="_Toc238882149" w:history="1">
+          <w:hyperlink w:anchor="_Toc241074671" w:history="1">
             <w:r>
               <w:rPr>
                 <w:rStyle w:val="Hipervnculo"/>
                 <w:noProof/>
               </w:rPr>
-              <w:t xml:space="preserve">6. Cremado de leche y </w:t>
+              <w:t>6. Cremado de leche y arte</w:t>
             </w:r>
             <w:r>
               <w:rPr>
                 <w:rStyle w:val="Extranjerismo"/>
               </w:rPr>
-              <w:t>arte latte</w:t>
+              <w:t xml:space="preserve"> latte</w:t>
             </w:r>
             <w:r>
               <w:rPr>
@@ -1068,7 +1068,7 @@
                 <w:noProof/>
                 <w:webHidden/>
               </w:rPr>
-              <w:instrText xml:space="preserve"> PAGEREF _Toc238882149 \h </w:instrText>
+              <w:instrText xml:space="preserve"> PAGEREF _Toc241074671 \h </w:instrText>
             </w:r>
             <w:r>
               <w:rPr>
@@ -1088,7 +1088,7 @@
                 <w:noProof/>
                 <w:webHidden/>
               </w:rPr>
-              <w:t>43</w:t>
+              <w:t>42</w:t>
             </w:r>
             <w:r>
               <w:rPr>
@@ -1114,7 +1114,7 @@
               <w14:ligatures w14:val="none"/>
             </w:rPr>
           </w:pPr>
-          <w:hyperlink w:anchor="_Toc238882150" w:history="1">
+          <w:hyperlink w:anchor="_Toc241074672" w:history="1">
             <w:r>
               <w:rPr>
                 <w:rStyle w:val="Hipervnculo"/>
@@ -1141,7 +1141,7 @@
                 <w:noProof/>
                 <w:webHidden/>
               </w:rPr>
-              <w:instrText xml:space="preserve"> PAGEREF _Toc238882150 \h </w:instrText>
+              <w:instrText xml:space="preserve"> PAGEREF _Toc241074672 \h </w:instrText>
             </w:r>
             <w:r>
               <w:rPr>
@@ -1161,7 +1161,7 @@
                 <w:noProof/>
                 <w:webHidden/>
               </w:rPr>
-              <w:t>47</w:t>
+              <w:t>46</w:t>
             </w:r>
             <w:r>
               <w:rPr>
@@ -1187,7 +1187,7 @@
               <w14:ligatures w14:val="none"/>
             </w:rPr>
           </w:pPr>
-          <w:hyperlink w:anchor="_Toc238882151" w:history="1">
+          <w:hyperlink w:anchor="_Toc241074673" w:history="1">
             <w:r>
               <w:rPr>
                 <w:rStyle w:val="Hipervnculo"/>
@@ -1214,7 +1214,7 @@
                 <w:noProof/>
                 <w:webHidden/>
               </w:rPr>
-              <w:instrText xml:space="preserve"> PAGEREF _Toc238882151 \h </w:instrText>
+              <w:instrText xml:space="preserve"> PAGEREF _Toc241074673 \h </w:instrText>
             </w:r>
             <w:r>
               <w:rPr>
@@ -1234,7 +1234,7 @@
                 <w:noProof/>
                 <w:webHidden/>
               </w:rPr>
-              <w:t>50</w:t>
+              <w:t>49</w:t>
             </w:r>
             <w:r>
               <w:rPr>
@@ -1260,7 +1260,7 @@
               <w14:ligatures w14:val="none"/>
             </w:rPr>
           </w:pPr>
-          <w:hyperlink w:anchor="_Toc238882152" w:history="1">
+          <w:hyperlink w:anchor="_Toc241074674" w:history="1">
             <w:r>
               <w:rPr>
                 <w:rStyle w:val="Hipervnculo"/>
@@ -1287,7 +1287,7 @@
                 <w:noProof/>
                 <w:webHidden/>
               </w:rPr>
-              <w:instrText xml:space="preserve"> PAGEREF _Toc238882152 \h </w:instrText>
+              <w:instrText xml:space="preserve"> PAGEREF _Toc241074674 \h </w:instrText>
             </w:r>
             <w:r>
               <w:rPr>
@@ -1307,7 +1307,7 @@
                 <w:noProof/>
                 <w:webHidden/>
               </w:rPr>
-              <w:t>52</w:t>
+              <w:t>51</w:t>
             </w:r>
             <w:r>
               <w:rPr>
@@ -1333,7 +1333,7 @@
               <w14:ligatures w14:val="none"/>
             </w:rPr>
           </w:pPr>
-          <w:hyperlink w:anchor="_Toc238882153" w:history="1">
+          <w:hyperlink w:anchor="_Toc241074675" w:history="1">
             <w:r>
               <w:rPr>
                 <w:rStyle w:val="Hipervnculo"/>
@@ -1360,7 +1360,7 @@
                 <w:noProof/>
                 <w:webHidden/>
               </w:rPr>
-              <w:instrText xml:space="preserve"> PAGEREF _Toc238882153 \h </w:instrText>
+              <w:instrText xml:space="preserve"> PAGEREF _Toc241074675 \h </w:instrText>
             </w:r>
             <w:r>
               <w:rPr>
@@ -1380,7 +1380,7 @@
                 <w:noProof/>
                 <w:webHidden/>
               </w:rPr>
-              <w:t>54</w:t>
+              <w:t>53</w:t>
             </w:r>
             <w:r>
               <w:rPr>
@@ -1406,7 +1406,7 @@
               <w14:ligatures w14:val="none"/>
             </w:rPr>
           </w:pPr>
-          <w:hyperlink w:anchor="_Toc238882154" w:history="1">
+          <w:hyperlink w:anchor="_Toc241074676" w:history="1">
             <w:r>
               <w:rPr>
                 <w:rStyle w:val="Hipervnculo"/>
@@ -1433,7 +1433,7 @@
                 <w:noProof/>
                 <w:webHidden/>
               </w:rPr>
-              <w:instrText xml:space="preserve"> PAGEREF _Toc238882154 \h </w:instrText>
+              <w:instrText xml:space="preserve"> PAGEREF _Toc241074676 \h </w:instrText>
             </w:r>
             <w:r>
               <w:rPr>
@@ -1453,7 +1453,7 @@
                 <w:noProof/>
                 <w:webHidden/>
               </w:rPr>
-              <w:t>56</w:t>
+              <w:t>55</w:t>
             </w:r>
             <w:r>
               <w:rPr>
@@ -1481,7 +1481,7 @@
       <w:pPr>
         <w:pStyle w:val="Titulosgenerales"/>
       </w:pPr>
-      <w:bookmarkStart w:id="0" w:name="_Toc238882143"/>
+      <w:bookmarkStart w:id="0" w:name="_Toc241074665"/>
       <w:r>
         <w:lastRenderedPageBreak/>
         <w:t>Introducción</w:t>
@@ -1536,7 +1536,7 @@
           <w:noProof/>
         </w:rPr>
         <w:drawing>
-          <wp:inline distT="0" distB="0" distL="0" distR="0" wp14:anchorId="6329C43C" wp14:editId="19D9FAB4">
+          <wp:inline distT="0" distB="0" distL="0" distR="0" wp14:anchorId="6329C43C" wp14:editId="38B83110">
             <wp:extent cx="4680000" cy="2437200"/>
             <wp:effectExtent l="0" t="0" r="6350" b="1270"/>
             <wp:docPr id="3" name="Imagen 3">
@@ -1657,14 +1657,6 @@
               </w:rPr>
               <w:t>espresso</w:t>
             </w:r>
-            <w:r>
-              <w:rPr>
-                <w:rStyle w:val="Extranjerismo"/>
-                <w:b/>
-                <w:bCs/>
-              </w:rPr>
-              <w:t>.</w:t>
-            </w:r>
           </w:p>
         </w:tc>
       </w:tr>
@@ -1793,7 +1785,7 @@
       <w:pPr>
         <w:pStyle w:val="Ttulo1"/>
       </w:pPr>
-      <w:bookmarkStart w:id="1" w:name="_Toc238882144"/>
+      <w:bookmarkStart w:id="1" w:name="_Toc241074666"/>
       <w:r>
         <w:lastRenderedPageBreak/>
         <w:t>El café: botánica, historia y transformación</w:t>
@@ -1950,10 +1942,10 @@
           <w:noProof/>
         </w:rPr>
         <w:drawing>
-          <wp:inline distT="0" distB="0" distL="0" distR="0" wp14:anchorId="34D84615" wp14:editId="4E0C5EA7">
+          <wp:inline distT="0" distB="0" distL="0" distR="0" wp14:anchorId="34D84615" wp14:editId="43995996">
             <wp:extent cx="4680000" cy="3636000"/>
             <wp:effectExtent l="0" t="0" r="6350" b="3175"/>
-            <wp:docPr id="1" name="Imagen 1" descr="Diagrama del fruto del café descompuesto en sus diferentes capas para mostrar su estructura anatómica. De izquierda a derecha se observa el fruto completo abierto y, de manera secuencial, la cáscara y pulpa (exocarpio y mesocarpio), el mucílago, el pergamino (endocarpio), la película de plata (tegumento) y la semilla o grano verde. Cada componente está señalado mediante líneas y etiquetas que indican su nombre y, cuando corresponde, su función: protección para la cáscara, pulpa y película de plata, nutrición para el pergamino y la ubicación de la semilla en el centro del fruto. "/>
+            <wp:docPr id="1" name="Imagen 1" descr="Diagrama de las capas del fruto del café: cáscara, pulpa, mucílago, pergamino, película de plata y semilla. "/>
             <wp:cNvGraphicFramePr>
               <a:graphicFrameLocks xmlns:a="http://schemas.openxmlformats.org/drawingml/2006/main" noChangeAspect="1"/>
             </wp:cNvGraphicFramePr>
@@ -1961,7 +1953,7 @@
               <a:graphicData uri="http://schemas.openxmlformats.org/drawingml/2006/picture">
                 <pic:pic xmlns:pic="http://schemas.openxmlformats.org/drawingml/2006/picture">
                   <pic:nvPicPr>
-                    <pic:cNvPr id="1" name="Imagen 1" descr="Diagrama del fruto del café descompuesto en sus diferentes capas para mostrar su estructura anatómica. De izquierda a derecha se observa el fruto completo abierto y, de manera secuencial, la cáscara y pulpa (exocarpio y mesocarpio), el mucílago, el pergamino (endocarpio), la película de plata (tegumento) y la semilla o grano verde. Cada componente está señalado mediante líneas y etiquetas que indican su nombre y, cuando corresponde, su función: protección para la cáscara, pulpa y película de plata, nutrición para el pergamino y la ubicación de la semilla en el centro del fruto. "/>
+                    <pic:cNvPr id="1" name="Imagen 1" descr="Diagrama de las capas del fruto del café: cáscara, pulpa, mucílago, pergamino, película de plata y semilla. "/>
                     <pic:cNvPicPr/>
                   </pic:nvPicPr>
                   <pic:blipFill>
@@ -2880,27 +2872,41 @@
     </w:p>
     <w:p>
       <w:r>
-        <w:t xml:space="preserve">Aunque existen más de 100 especies de </w:t>
-      </w:r>
-      <w:proofErr w:type="spellStart"/>
+        <w:t xml:space="preserve">Aunque existen más de </w:t>
+      </w:r>
+      <w:r>
+        <w:t xml:space="preserve">cien </w:t>
+      </w:r>
+      <w:r>
+        <w:t xml:space="preserve">especies de </w:t>
+      </w:r>
       <w:r>
         <w:rPr>
           <w:rStyle w:val="Extranjerismo"/>
         </w:rPr>
-        <w:t>coffea</w:t>
-      </w:r>
-      <w:proofErr w:type="spellEnd"/>
+        <w:t>C</w:t>
+      </w:r>
+      <w:r>
+        <w:rPr>
+          <w:rStyle w:val="Extranjerismo"/>
+        </w:rPr>
+        <w:t>offea</w:t>
+      </w:r>
       <w:r>
         <w:t xml:space="preserve">, Colombia ha centrado históricamente su producción en una sola: </w:t>
       </w:r>
-      <w:proofErr w:type="spellStart"/>
       <w:r>
         <w:rPr>
           <w:rStyle w:val="Extranjerismo"/>
         </w:rPr>
-        <w:t>coffea</w:t>
-      </w:r>
-      <w:proofErr w:type="spellEnd"/>
+        <w:t>C</w:t>
+      </w:r>
+      <w:r>
+        <w:rPr>
+          <w:rStyle w:val="Extranjerismo"/>
+        </w:rPr>
+        <w:t>offea</w:t>
+      </w:r>
       <w:r>
         <w:t xml:space="preserve"> arábica, reconocida por su superior </w:t>
       </w:r>
@@ -2938,7 +2944,13 @@
         <w:rPr>
           <w:rStyle w:val="Extranjerismo"/>
         </w:rPr>
-        <w:t>hemileia</w:t>
+        <w:t>H</w:t>
+      </w:r>
+      <w:r>
+        <w:rPr>
+          <w:rStyle w:val="Extranjerismo"/>
+        </w:rPr>
+        <w:t>emileia</w:t>
       </w:r>
       <w:proofErr w:type="spellEnd"/>
       <w:r>
@@ -3426,7 +3438,13 @@
         <w:rPr>
           <w:rStyle w:val="Extranjerismo"/>
         </w:rPr>
-        <w:t>hemileia</w:t>
+        <w:t>H</w:t>
+      </w:r>
+      <w:r>
+        <w:rPr>
+          <w:rStyle w:val="Extranjerismo"/>
+        </w:rPr>
+        <w:t>emileia</w:t>
       </w:r>
       <w:proofErr w:type="spellEnd"/>
       <w:r>
@@ -3451,7 +3469,13 @@
         <w:rPr>
           <w:rStyle w:val="Extranjerismo"/>
         </w:rPr>
-        <w:t>cercospora</w:t>
+        <w:t>C</w:t>
+      </w:r>
+      <w:r>
+        <w:rPr>
+          <w:rStyle w:val="Extranjerismo"/>
+        </w:rPr>
+        <w:t>ercospora</w:t>
       </w:r>
       <w:proofErr w:type="spellEnd"/>
       <w:r>
@@ -3543,7 +3567,7 @@
       <w:pPr>
         <w:pStyle w:val="Ttulo1"/>
       </w:pPr>
-      <w:bookmarkStart w:id="2" w:name="_Toc238882145"/>
+      <w:bookmarkStart w:id="2" w:name="_Toc241074667"/>
       <w:r>
         <w:lastRenderedPageBreak/>
         <w:t>El agua en la preparación del café</w:t>
@@ -5522,7 +5546,7 @@
       <w:pPr>
         <w:pStyle w:val="Ttulo1"/>
       </w:pPr>
-      <w:bookmarkStart w:id="3" w:name="_Toc238882146"/>
+      <w:bookmarkStart w:id="3" w:name="_Toc241074668"/>
       <w:r>
         <w:lastRenderedPageBreak/>
         <w:t>La molienda del café</w:t>
@@ -7929,68 +7953,9 @@
     </w:p>
     <w:p>
       <w:pPr>
-        <w:rPr>
-          <w:lang w:val="es-419" w:eastAsia="es-CO"/>
-        </w:rPr>
-      </w:pPr>
-      <w:r>
-        <w:rPr>
-          <w:lang w:val="es-419" w:eastAsia="es-CO"/>
-        </w:rPr>
-        <w:lastRenderedPageBreak/>
-        <w:t xml:space="preserve">Explore el siguiente video y fortalezca sus conocimientos sobre la calibración del molino y los parámetros del </w:t>
-      </w:r>
-      <w:proofErr w:type="spellStart"/>
-      <w:r>
-        <w:rPr>
-          <w:rStyle w:val="Extranjerismo"/>
-          <w:lang w:val="es-419" w:eastAsia="es-CO"/>
-        </w:rPr>
-        <w:t>espresso</w:t>
-      </w:r>
-      <w:proofErr w:type="spellEnd"/>
-      <w:r>
-        <w:rPr>
-          <w:lang w:val="es-419" w:eastAsia="es-CO"/>
-        </w:rPr>
-        <w:t>. Preste especial atención a los factores que intervienen en la extracción y a las recomendaciones para lograr resultados consistentes en cada preparación:</w:t>
-      </w:r>
-      <w:r>
-        <w:rPr>
-          <w:lang w:val="es-419" w:eastAsia="es-CO"/>
-        </w:rPr>
-        <w:t xml:space="preserve"> </w:t>
-      </w:r>
-      <w:hyperlink r:id="rId18" w:history="1">
-        <w:r>
-          <w:rPr>
-            <w:rStyle w:val="Hipervnculo"/>
-            <w:lang w:val="es-419" w:eastAsia="es-CO"/>
-          </w:rPr>
-          <w:t>https://www.youtube.com/watch?v=8FxCpLcC47c</w:t>
-        </w:r>
-      </w:hyperlink>
-    </w:p>
-    <w:p>
-      <w:pPr>
-        <w:spacing w:before="0" w:after="160" w:line="259" w:lineRule="auto"/>
-        <w:ind w:firstLine="0"/>
-        <w:rPr>
-          <w:lang w:val="es-419" w:eastAsia="es-CO"/>
-        </w:rPr>
-      </w:pPr>
-      <w:r>
-        <w:rPr>
-          <w:lang w:val="es-419" w:eastAsia="es-CO"/>
-        </w:rPr>
-        <w:br w:type="page"/>
-      </w:r>
-    </w:p>
-    <w:p>
-      <w:pPr>
         <w:pStyle w:val="Ttulo1"/>
       </w:pPr>
-      <w:bookmarkStart w:id="5" w:name="_Toc238882147"/>
+      <w:bookmarkStart w:id="5" w:name="_Toc241074669"/>
       <w:r>
         <w:lastRenderedPageBreak/>
         <w:t>Maquinaria y equipos para la preparación de café</w:t>
@@ -9922,7 +9887,7 @@
       <w:pPr>
         <w:pStyle w:val="Ttulo1"/>
       </w:pPr>
-      <w:bookmarkStart w:id="6" w:name="_Toc238882148"/>
+      <w:bookmarkStart w:id="6" w:name="_Toc241074670"/>
       <w:r>
         <w:lastRenderedPageBreak/>
         <w:t>Métodos de extracción de café</w:t>
@@ -9939,7 +9904,18 @@
         <w:rPr>
           <w:lang w:val="es-419" w:eastAsia="es-CO"/>
         </w:rPr>
-        <w:t>Cada método de extracción –</w:t>
+        <w:t xml:space="preserve">Cada método de extracción </w:t>
+      </w:r>
+      <w:r>
+        <w:rPr>
+          <w:rStyle w:val="normaltextrun"/>
+          <w:rFonts w:ascii="Arial" w:hAnsi="Arial" w:cs="Arial"/>
+          <w:color w:val="000000"/>
+          <w:sz w:val="22"/>
+          <w:bdr w:val="none" w:sz="0" w:space="0" w:color="auto" w:frame="1"/>
+          <w:lang w:val="es-ES"/>
+        </w:rPr>
+        <w:t>—</w:t>
       </w:r>
       <w:r>
         <w:t xml:space="preserve"> </w:t>
@@ -9964,15 +9940,32 @@
       </w:r>
       <w:r>
         <w:rPr>
-          <w:lang w:val="es-419" w:eastAsia="es-CO"/>
-        </w:rPr>
-        <w:t>-</w:t>
-      </w:r>
-      <w:r>
-        <w:rPr>
-          <w:lang w:val="es-419" w:eastAsia="es-CO"/>
-        </w:rPr>
-        <w:t xml:space="preserve"> ofrece un perfil sensorial diferente y exige un dominio de variables específicas: molienda, temperatura, proporción agua-café, tiempo de contacto, turbulencia y tipo de filtro. Este capítulo presenta en detalle los procedimientos estandarizados para los métodos más utilizados en Colombia, incluyendo consejos para la resolución de problemas comunes y tablas comparativas que sirve como guía rápida.</w:t>
+          <w:rStyle w:val="normaltextrun"/>
+          <w:rFonts w:ascii="Arial" w:hAnsi="Arial" w:cs="Arial"/>
+          <w:color w:val="000000"/>
+          <w:sz w:val="22"/>
+          <w:bdr w:val="none" w:sz="0" w:space="0" w:color="auto" w:frame="1"/>
+          <w:lang w:val="es-ES"/>
+        </w:rPr>
+        <w:t>—</w:t>
+      </w:r>
+      <w:r>
+        <w:rPr>
+          <w:lang w:val="es-419" w:eastAsia="es-CO"/>
+        </w:rPr>
+        <w:t xml:space="preserve"> ofrece un perfil sensorial diferente y exige un dominio de variables específicas: molienda, temperatura, proporción agua-café, tiempo de contacto, turbulencia y tipo de filtro. Este capítulo presenta en detalle los procedimientos estandarizados para los métodos más utilizados en Colombia, incluyendo consejos para la resolución de problemas comunes y tablas comparativas que sirve</w:t>
+      </w:r>
+      <w:r>
+        <w:rPr>
+          <w:lang w:val="es-419" w:eastAsia="es-CO"/>
+        </w:rPr>
+        <w:t>n</w:t>
+      </w:r>
+      <w:r>
+        <w:rPr>
+          <w:lang w:val="es-419" w:eastAsia="es-CO"/>
+        </w:rPr>
+        <w:t xml:space="preserve"> como guía rápida.</w:t>
       </w:r>
     </w:p>
     <w:p>
@@ -10102,14 +10095,14 @@
         <w:rPr>
           <w:lang w:val="es-419" w:eastAsia="es-CO"/>
         </w:rPr>
-        <w:t xml:space="preserve">con nueve bares de presión crea la crema característica, rica en compuestos hidrofóbicos que aportan sensación en boca. El barista debe dominar no solo los procedimientos, sino los principios físicos y químicos que hay detrás, para poder innovar y adaptarse a distintos cafés y preferencias del </w:t>
+        <w:t xml:space="preserve">con nueve bares de presión crea la crema característica, rica en compuestos hidrofóbicos que aportan sensación en boca. El barista debe dominar no solo los procedimientos, sino los principios físicos y químicos </w:t>
       </w:r>
       <w:r>
         <w:rPr>
           <w:lang w:val="es-419" w:eastAsia="es-CO"/>
         </w:rPr>
         <w:lastRenderedPageBreak/>
-        <w:t>consumidor. Esta comprensión también le permitirá ajustar variables como la temperatura y la turbulencia según el método elegido, garantizando así la consistencia en el servicio.</w:t>
+        <w:t>que hay detrás, para poder innovar y adaptarse a distintos cafés y preferencias del consumidor. Esta comprensión también le permitirá ajustar variables como la temperatura y la turbulencia según el método elegido, garantizando así la consistencia en el servicio.</w:t>
       </w:r>
     </w:p>
     <w:p>
@@ -10389,7 +10382,14 @@
         <w:rPr>
           <w:lang w:val="es-419" w:eastAsia="es-CO"/>
         </w:rPr>
-        <w:t>: inicie la bomba. Las primeras gotas deben aparecer entre 4-6 segundos. El flujo debe ser constante, como "cola de ratón". Detenga la extracción cuando alcance los 36 g (en balanza) o al observar aclaramiento de la crema (</w:t>
+        <w:t xml:space="preserve">: inicie la bomba. Las primeras gotas deben aparecer entre 4-6 segundos. El flujo debe ser constante, como "cola de ratón". Detenga la </w:t>
+      </w:r>
+      <w:r>
+        <w:rPr>
+          <w:lang w:val="es-419" w:eastAsia="es-CO"/>
+        </w:rPr>
+        <w:lastRenderedPageBreak/>
+        <w:t>extracción cuando alcance los 36 g (en balanza) o al observar aclaramiento de la crema (</w:t>
       </w:r>
       <w:proofErr w:type="spellStart"/>
       <w:r>
@@ -10424,7 +10424,6 @@
           <w:bCs/>
           <w:lang w:val="es-419" w:eastAsia="es-CO"/>
         </w:rPr>
-        <w:lastRenderedPageBreak/>
         <w:t>Servir</w:t>
       </w:r>
       <w:r>
@@ -10974,6 +10973,7 @@
         <w:rPr>
           <w:lang w:val="es-419" w:eastAsia="es-CO"/>
         </w:rPr>
+        <w:lastRenderedPageBreak/>
         <w:t>Agregar 15 g de café, nivelar.</w:t>
       </w:r>
     </w:p>
@@ -10993,7 +10993,6 @@
         <w:rPr>
           <w:lang w:val="es-419" w:eastAsia="es-CO"/>
         </w:rPr>
-        <w:lastRenderedPageBreak/>
         <w:t>Preinfusión</w:t>
       </w:r>
       <w:proofErr w:type="spellEnd"/>
@@ -12483,7 +12482,7 @@
       <w:pPr>
         <w:pStyle w:val="Ttulo1"/>
       </w:pPr>
-      <w:bookmarkStart w:id="7" w:name="_Toc238882149"/>
+      <w:bookmarkStart w:id="7" w:name="_Toc241074671"/>
       <w:r>
         <w:lastRenderedPageBreak/>
         <w:t xml:space="preserve">Cremado de leche y arte </w:t>
@@ -12558,7 +12557,7 @@
         <w:rPr>
           <w:lang w:val="es-419" w:eastAsia="es-CO"/>
         </w:rPr>
-        <w:t>, un elemento de valor agregado y de disfrute visual para el cliente. Este capítulo explica la ciencia detrás de la emulsión de la leche, la técnica para lograr una micro espuma perfecta, las temperaturas de servicio idóneas y los vertidos básicos para realizar corazones y rosetas.</w:t>
+        <w:t>, un elemento de valor agregado y de disfrute visual para el cliente. Este capítulo explica la ciencia detrás de la emulsión de la leche, la técnica para lograr una microespuma perfecta, las temperaturas de servicio idóneas y los vertidos básicos para realizar corazones y rosetas.</w:t>
       </w:r>
     </w:p>
     <w:p>
@@ -12661,24 +12660,24 @@
         <w:rPr>
           <w:lang w:val="es-419" w:eastAsia="es-CO"/>
         </w:rPr>
-        <w:t>La leche entera (3-4 % grasa) produce la micro espuma más estable y sedosa. La leche descremada produce burbujas grandes y espuma poco duradera. Las leches vegetales requieren emulsionantes añadidos y temperaturas más bajas.</w:t>
-      </w:r>
-    </w:p>
-    <w:p>
-      <w:pPr>
-        <w:rPr>
-          <w:b/>
-          <w:bCs/>
-          <w:lang w:val="es-419" w:eastAsia="es-CO"/>
-        </w:rPr>
-      </w:pPr>
-      <w:r>
-        <w:rPr>
-          <w:b/>
-          <w:bCs/>
-          <w:lang w:val="es-419" w:eastAsia="es-CO"/>
-        </w:rPr>
-        <w:t>Técnica de cremado con vaporizador: temperatura, textura y micro espuma</w:t>
+        <w:t>La leche entera (3-4 % grasa) produce la microespuma más estable y sedosa. La leche descremada produce burbujas grandes y espuma poco duradera. Las leches vegetales requieren emulsionantes añadidos y temperaturas más bajas.</w:t>
+      </w:r>
+    </w:p>
+    <w:p>
+      <w:pPr>
+        <w:rPr>
+          <w:b/>
+          <w:bCs/>
+          <w:lang w:val="es-419" w:eastAsia="es-CO"/>
+        </w:rPr>
+      </w:pPr>
+      <w:r>
+        <w:rPr>
+          <w:b/>
+          <w:bCs/>
+          <w:lang w:val="es-419" w:eastAsia="es-CO"/>
+        </w:rPr>
+        <w:t>Técnica de cremado con vaporizador: temperatura, textura y microespuma</w:t>
       </w:r>
     </w:p>
     <w:p>
@@ -13306,21 +13305,7 @@
         <w:rPr>
           <w:lang w:val="es-419" w:eastAsia="es-CO"/>
         </w:rPr>
-        <w:t xml:space="preserve">El corazón es la primera figura que un barista debe dominar. Su ejecución no depende de movimientos complejos, sino de un control absoluto del caudal y la altura del vertido. Se requiere una leche con </w:t>
-      </w:r>
-      <w:proofErr w:type="spellStart"/>
-      <w:r>
-        <w:rPr>
-          <w:lang w:val="es-419" w:eastAsia="es-CO"/>
-        </w:rPr>
-        <w:t>microespuma</w:t>
-      </w:r>
-      <w:proofErr w:type="spellEnd"/>
-      <w:r>
-        <w:rPr>
-          <w:lang w:val="es-419" w:eastAsia="es-CO"/>
-        </w:rPr>
-        <w:t xml:space="preserve"> sedosa y brillante. Su nombre no es casual: su forma redonda y simétrica representa la perfección del punto de vertido y la estabilidad de la emulsión. En la cultura del café, un corazón bien definido es el sello de un barista que ha interiorizado los fundamentos del cremado. Para lograrlo, se vierte desde altura media hasta llenar dos tercios de la taza, luego se acerca la jarra a la </w:t>
+        <w:t xml:space="preserve">El corazón es la primera figura que un barista debe dominar. Su ejecución no depende de movimientos complejos, sino de un control absoluto del caudal y la altura del vertido. Se requiere una leche con microespuma sedosa y brillante. Su nombre no es casual: su forma redonda y simétrica representa la perfección del punto de vertido y la estabilidad de la emulsión. En la cultura del café, un corazón bien definido es el sello de un barista que ha interiorizado los fundamentos del cremado. Para lograrlo, se vierte desde altura media hasta llenar dos tercios de la taza, luego se acerca la jarra a la </w:t>
       </w:r>
       <w:r>
         <w:rPr>
@@ -13392,7 +13377,7 @@
           <w:lang w:val="es-419" w:eastAsia="es-CO"/>
         </w:rPr>
       </w:pPr>
-      <w:hyperlink r:id="rId19" w:history="1">
+      <w:hyperlink r:id="rId18" w:history="1">
         <w:r>
           <w:rPr>
             <w:rStyle w:val="Hipervnculo"/>
@@ -13414,7 +13399,7 @@
         </w:rPr>
         <w:t xml:space="preserve"> </w:t>
       </w:r>
-      <w:hyperlink r:id="rId20" w:history="1">
+      <w:hyperlink r:id="rId19" w:history="1">
         <w:r>
           <w:rPr>
             <w:rStyle w:val="Hipervnculo"/>
@@ -13437,7 +13422,7 @@
       <w:pPr>
         <w:pStyle w:val="Ttulo1"/>
       </w:pPr>
-      <w:bookmarkStart w:id="8" w:name="_Toc238882150"/>
+      <w:bookmarkStart w:id="8" w:name="_Toc241074672"/>
       <w:r>
         <w:lastRenderedPageBreak/>
         <w:t>Conservación de atributos sensoriales</w:t>
@@ -14004,7 +13989,7 @@
           <w:u w:val="single"/>
         </w:rPr>
       </w:pPr>
-      <w:bookmarkStart w:id="9" w:name="_Toc238882151"/>
+      <w:bookmarkStart w:id="9" w:name="_Toc241074673"/>
       <w:r>
         <w:lastRenderedPageBreak/>
         <w:t>Síntesis</w:t>
@@ -14156,7 +14141,7 @@
     </w:p>
     <w:p>
       <w:pPr>
-        <w:jc w:val="center"/>
+        <w:ind w:firstLine="0"/>
         <w:rPr>
           <w:noProof/>
           <w:lang w:eastAsia="es-CO"/>
@@ -14168,10 +14153,10 @@
           <w:lang w:eastAsia="es-CO"/>
         </w:rPr>
         <w:drawing>
-          <wp:inline distT="0" distB="0" distL="0" distR="0" wp14:anchorId="7A646318" wp14:editId="3D66B18D">
-            <wp:extent cx="5564341" cy="5043730"/>
-            <wp:effectExtent l="0" t="0" r="0" b="5080"/>
-            <wp:docPr id="1066216041" name="Gráfico 5" descr="Este componente formativo, Fundamentos y métodos de preparación del café, proporciona las bases conceptuales, históricas y técnicas para que el aprendiz desarrolle la capacidad de preparar bebidas de café mediante métodos espresso y alternativos bajo estrictos estándares de calidad sensorial. Su recorrido formativo inicia con la botánica, las variedades colombianas (Castillo, Caturra, Colombia) y los procesos de beneficio (lavado, natural, honey), se adentra en la calidad del agua (TDS, pH, dureza, alcalinidad), la molienda (granulometría, tipos de molinos, calibración), la operación y mantenimiento de maquinaria (máquina de espresso, métodos alternativos), y finaliza con los métodos de extracción, el cremado de leche, el arte latte y los principios de conservación, conformando un sistema de conocimiento integral. Su apropiación es el cimiento sobre el cual se construye la aplicación práctica de la técnica para garantizar los atributos sensoriales como pilar fundamental de la preparación profesional del café."/>
+          <wp:inline distT="0" distB="0" distL="0" distR="0" wp14:anchorId="0F433E38" wp14:editId="5FBAFA62">
+            <wp:extent cx="6157784" cy="5581650"/>
+            <wp:effectExtent l="0" t="0" r="0" b="0"/>
+            <wp:docPr id="2" name="Gráfico 2" descr="Este componente formativo, Fundamentos y métodos de preparación del café, aborda: botánica, beneficio, agua, molienda, equipos, extracción, leche, arte latte y conservación para una preparación de calidad. "/>
             <wp:cNvGraphicFramePr>
               <a:graphicFrameLocks xmlns:a="http://schemas.openxmlformats.org/drawingml/2006/main" noChangeAspect="1"/>
             </wp:cNvGraphicFramePr>
@@ -14179,14 +14164,17 @@
               <a:graphicData uri="http://schemas.openxmlformats.org/drawingml/2006/picture">
                 <pic:pic xmlns:pic="http://schemas.openxmlformats.org/drawingml/2006/picture">
                   <pic:nvPicPr>
-                    <pic:cNvPr id="1066216041" name="Gráfico 5" descr="Este componente formativo, Fundamentos y métodos de preparación del café, proporciona las bases conceptuales, históricas y técnicas para que el aprendiz desarrolle la capacidad de preparar bebidas de café mediante métodos espresso y alternativos bajo estrictos estándares de calidad sensorial. Su recorrido formativo inicia con la botánica, las variedades colombianas (Castillo, Caturra, Colombia) y los procesos de beneficio (lavado, natural, honey), se adentra en la calidad del agua (TDS, pH, dureza, alcalinidad), la molienda (granulometría, tipos de molinos, calibración), la operación y mantenimiento de maquinaria (máquina de espresso, métodos alternativos), y finaliza con los métodos de extracción, el cremado de leche, el arte latte y los principios de conservación, conformando un sistema de conocimiento integral. Su apropiación es el cimiento sobre el cual se construye la aplicación práctica de la técnica para garantizar los atributos sensoriales como pilar fundamental de la preparación profesional del café."/>
+                    <pic:cNvPr id="2" name="Gráfico 2" descr="Este componente formativo, Fundamentos y métodos de preparación del café, aborda: botánica, beneficio, agua, molienda, equipos, extracción, leche, arte latte y conservación para una preparación de calidad. "/>
                     <pic:cNvPicPr/>
                   </pic:nvPicPr>
                   <pic:blipFill>
-                    <a:blip r:embed="rId21">
+                    <a:blip r:embed="rId20">
                       <a:extLst>
+                        <a:ext uri="{28A0092B-C50C-407E-A947-70E740481C1C}">
+                          <a14:useLocalDpi xmlns:a14="http://schemas.microsoft.com/office/drawing/2010/main" val="0"/>
+                        </a:ext>
                         <a:ext uri="{96DAC541-7B7A-43D3-8B79-37D633B846F1}">
-                          <asvg:svgBlip xmlns:asvg="http://schemas.microsoft.com/office/drawing/2016/SVG/main" r:embed="rId22"/>
+                          <asvg:svgBlip xmlns:asvg="http://schemas.microsoft.com/office/drawing/2016/SVG/main" r:embed="rId21"/>
                         </a:ext>
                       </a:extLst>
                     </a:blip>
@@ -14197,7 +14185,7 @@
                   <pic:spPr>
                     <a:xfrm>
                       <a:off x="0" y="0"/>
-                      <a:ext cx="5569398" cy="5048314"/>
+                      <a:ext cx="6158059" cy="5581899"/>
                     </a:xfrm>
                     <a:prstGeom prst="rect">
                       <a:avLst/>
@@ -14222,7 +14210,7 @@
       <w:pPr>
         <w:pStyle w:val="Titulosgenerales"/>
       </w:pPr>
-      <w:bookmarkStart w:id="10" w:name="_Toc238882152"/>
+      <w:bookmarkStart w:id="10" w:name="_Toc241074674"/>
       <w:r>
         <w:lastRenderedPageBreak/>
         <w:t>Glosario</w:t>
@@ -14279,114 +14267,148 @@
       <w:r>
         <w:t>: especie de café (</w:t>
       </w:r>
+      <w:r>
+        <w:rPr>
+          <w:rStyle w:val="Extranjerismo"/>
+        </w:rPr>
+        <w:t>C</w:t>
+      </w:r>
+      <w:r>
+        <w:rPr>
+          <w:rStyle w:val="Extranjerismo"/>
+        </w:rPr>
+        <w:t>offea</w:t>
+      </w:r>
+      <w:r>
+        <w:t xml:space="preserve"> arábica) valorada por su calidad sensorial superior. </w:t>
+      </w:r>
+      <w:r>
+        <w:t>E</w:t>
+      </w:r>
+      <w:r>
+        <w:t>s la única especie cultivada en Colombia.</w:t>
+      </w:r>
+    </w:p>
+    <w:p>
+      <w:r>
+        <w:rPr>
+          <w:b/>
+          <w:bCs/>
+        </w:rPr>
+        <w:t>Beneficio del café</w:t>
+      </w:r>
+      <w:r>
+        <w:t>: conjunto de operaciones (despulpado, fermentación, lavado, secado) que transforman la cereza en grano seco.</w:t>
+      </w:r>
+    </w:p>
+    <w:p>
+      <w:r>
+        <w:rPr>
+          <w:b/>
+          <w:bCs/>
+        </w:rPr>
+        <w:t>Caturra:</w:t>
+      </w:r>
+      <w:r>
+        <w:t xml:space="preserve"> variedad de café arábica de porte bajo, muy productiva y de alta calidad.</w:t>
+      </w:r>
+    </w:p>
+    <w:p>
+      <w:r>
+        <w:rPr>
+          <w:b/>
+          <w:bCs/>
+        </w:rPr>
+        <w:t>Cenicafé:</w:t>
+      </w:r>
+      <w:r>
+        <w:t xml:space="preserve"> </w:t>
+      </w:r>
+      <w:r>
+        <w:t>C</w:t>
+      </w:r>
+      <w:r>
+        <w:t xml:space="preserve">entro </w:t>
+      </w:r>
+      <w:r>
+        <w:t>N</w:t>
+      </w:r>
+      <w:r>
+        <w:t xml:space="preserve">acional de </w:t>
+      </w:r>
+      <w:r>
+        <w:t>I</w:t>
+      </w:r>
+      <w:r>
+        <w:t xml:space="preserve">nvestigaciones de </w:t>
+      </w:r>
+      <w:r>
+        <w:t>C</w:t>
+      </w:r>
+      <w:r>
+        <w:t>afé, adscrito a la FNC, fundado en 1938.</w:t>
+      </w:r>
+    </w:p>
+    <w:p>
       <w:proofErr w:type="spellStart"/>
       <w:r>
         <w:rPr>
+          <w:b/>
+          <w:bCs/>
+        </w:rPr>
+        <w:t>Chemex</w:t>
+      </w:r>
+      <w:proofErr w:type="spellEnd"/>
+      <w:r>
+        <w:rPr>
+          <w:b/>
+          <w:bCs/>
+        </w:rPr>
+        <w:t>:</w:t>
+      </w:r>
+      <w:r>
+        <w:t xml:space="preserve"> jarra de vidrio con filtro grueso para método de goteo.</w:t>
+      </w:r>
+    </w:p>
+    <w:p>
+      <w:r>
+        <w:rPr>
+          <w:b/>
+          <w:bCs/>
+        </w:rPr>
+        <w:t>Crema (del</w:t>
+      </w:r>
+      <w:r>
+        <w:t xml:space="preserve"> </w:t>
+      </w:r>
+      <w:r>
+        <w:rPr>
           <w:rStyle w:val="Extranjerismo"/>
-        </w:rPr>
-        <w:t>coffea</w:t>
-      </w:r>
-      <w:proofErr w:type="spellEnd"/>
-      <w:r>
-        <w:t xml:space="preserve"> arábica) valorada por su calidad sensorial superior. es la única especie cultivada en Colombia.</w:t>
-      </w:r>
-    </w:p>
-    <w:p>
-      <w:r>
-        <w:rPr>
-          <w:b/>
-          <w:bCs/>
-        </w:rPr>
-        <w:t>Beneficio del café</w:t>
-      </w:r>
-      <w:r>
-        <w:t>: conjunto de operaciones (despulpado, fermentación, lavado, secado) que transforman la cereza en grano seco.</w:t>
-      </w:r>
-    </w:p>
-    <w:p>
-      <w:r>
-        <w:rPr>
-          <w:b/>
-          <w:bCs/>
-        </w:rPr>
-        <w:t>Caturra:</w:t>
-      </w:r>
-      <w:r>
-        <w:t xml:space="preserve"> variedad de café arábica de porte bajo, muy productiva y de alta calidad.</w:t>
-      </w:r>
-    </w:p>
-    <w:p>
-      <w:r>
-        <w:rPr>
-          <w:b/>
-          <w:bCs/>
-        </w:rPr>
-        <w:t>Cenicafé:</w:t>
-      </w:r>
-      <w:r>
-        <w:t xml:space="preserve"> centro nacional de investigaciones de café, adscrito a la FNC, fundado en 1938.</w:t>
-      </w:r>
-    </w:p>
-    <w:p>
-      <w:proofErr w:type="spellStart"/>
-      <w:r>
-        <w:rPr>
-          <w:b/>
-          <w:bCs/>
-        </w:rPr>
-        <w:t>Chemex</w:t>
-      </w:r>
-      <w:proofErr w:type="spellEnd"/>
-      <w:r>
-        <w:rPr>
-          <w:b/>
-          <w:bCs/>
-        </w:rPr>
-        <w:t>:</w:t>
-      </w:r>
-      <w:r>
-        <w:t xml:space="preserve"> jarra de vidrio con filtro grueso para método de goteo.</w:t>
-      </w:r>
-    </w:p>
-    <w:p>
-      <w:r>
-        <w:rPr>
-          <w:b/>
-          <w:bCs/>
-        </w:rPr>
-        <w:t>Crema (del</w:t>
+          <w:b/>
+          <w:bCs/>
+        </w:rPr>
+        <w:t>espresso</w:t>
+      </w:r>
+      <w:r>
+        <w:rPr>
+          <w:b/>
+          <w:bCs/>
+        </w:rPr>
+        <w:t>):</w:t>
+      </w:r>
+      <w:r>
+        <w:t xml:space="preserve"> capa de espuma de color avellana que corona un </w:t>
+      </w:r>
+      <w:r>
+        <w:rPr>
+          <w:rStyle w:val="Extranjerismo"/>
+        </w:rPr>
+        <w:t>espresso</w:t>
       </w:r>
       <w:r>
         <w:t xml:space="preserve"> </w:t>
       </w:r>
       <w:r>
-        <w:rPr>
-          <w:rStyle w:val="Extranjerismo"/>
-          <w:b/>
-          <w:bCs/>
-        </w:rPr>
-        <w:t>espresso</w:t>
-      </w:r>
-      <w:r>
-        <w:rPr>
-          <w:b/>
-          <w:bCs/>
-        </w:rPr>
-        <w:t>):</w:t>
-      </w:r>
-      <w:r>
-        <w:t xml:space="preserve"> capa de espuma de color avellana que corona un </w:t>
-      </w:r>
-      <w:r>
-        <w:rPr>
-          <w:rStyle w:val="Extranjerismo"/>
-        </w:rPr>
-        <w:t>espresso</w:t>
-      </w:r>
-      <w:r>
-        <w:t xml:space="preserve"> </w:t>
-      </w:r>
-      <w:r>
         <w:t>bien extraído.</w:t>
       </w:r>
     </w:p>
@@ -14399,15 +14421,7 @@
         <w:t>Cremado de leche</w:t>
       </w:r>
       <w:r>
-        <w:t xml:space="preserve">: proceso de incorporar burbujas de aire a la leche mediante vapor para crear </w:t>
-      </w:r>
-      <w:proofErr w:type="spellStart"/>
-      <w:r>
-        <w:t>microespuma</w:t>
-      </w:r>
-      <w:proofErr w:type="spellEnd"/>
-      <w:r>
-        <w:t>.</w:t>
+        <w:t>: proceso de incorporar burbujas de aire a la leche mediante vapor para crear microespuma.</w:t>
       </w:r>
     </w:p>
     <w:p>
@@ -14483,194 +14497,202 @@
       </w:r>
     </w:p>
     <w:p>
+      <w:r>
+        <w:rPr>
+          <w:b/>
+          <w:bCs/>
+        </w:rPr>
+        <w:t>Microespuma</w:t>
+      </w:r>
+      <w:r>
+        <w:t xml:space="preserve">: </w:t>
+      </w:r>
+      <w:r>
+        <w:t>leche vaporizada con burbujas muy pequeñas e invisibles, de textura sedosa.</w:t>
+      </w:r>
+    </w:p>
+    <w:p>
+      <w:r>
+        <w:rPr>
+          <w:b/>
+          <w:bCs/>
+        </w:rPr>
+        <w:t>Molienda</w:t>
+      </w:r>
+      <w:r>
+        <w:t xml:space="preserve">: </w:t>
+      </w:r>
+      <w:r>
+        <w:t>proceso de reducción del grano tostado a partículas de un tamaño determinado.</w:t>
+      </w:r>
+    </w:p>
+    <w:p>
+      <w:r>
+        <w:rPr>
+          <w:rStyle w:val="Extranjerismo"/>
+          <w:b/>
+          <w:bCs/>
+        </w:rPr>
+        <w:t>Pour over</w:t>
+      </w:r>
+      <w:r>
+        <w:t xml:space="preserve">: </w:t>
+      </w:r>
+      <w:r>
+        <w:t>método de vertido manual (goteo) usando filtro de papel.</w:t>
+      </w:r>
+    </w:p>
+    <w:p>
+      <w:r>
+        <w:rPr>
+          <w:b/>
+          <w:bCs/>
+        </w:rPr>
+        <w:t>Prensa francesa</w:t>
+      </w:r>
+      <w:r>
+        <w:rPr>
+          <w:b/>
+          <w:bCs/>
+        </w:rPr>
+        <w:t>:</w:t>
+      </w:r>
+      <w:r>
+        <w:t xml:space="preserve"> </w:t>
+      </w:r>
+      <w:r>
+        <w:t>método de inmersión con émbolo y malla metálica.</w:t>
+      </w:r>
+    </w:p>
+    <w:p>
+      <w:r>
+        <w:rPr>
+          <w:b/>
+          <w:bCs/>
+        </w:rPr>
+        <w:t>Robusta</w:t>
+      </w:r>
+      <w:r>
+        <w:t xml:space="preserve">: </w:t>
+      </w:r>
+      <w:r>
+        <w:t>especie de café (</w:t>
+      </w:r>
+      <w:r>
+        <w:rPr>
+          <w:rStyle w:val="Extranjerismo"/>
+        </w:rPr>
+        <w:t>C</w:t>
+      </w:r>
+      <w:r>
+        <w:rPr>
+          <w:rStyle w:val="Extranjerismo"/>
+        </w:rPr>
+        <w:t>offea</w:t>
+      </w:r>
+      <w:r>
+        <w:t xml:space="preserve"> </w:t>
+      </w:r>
       <w:proofErr w:type="spellStart"/>
       <w:r>
         <w:rPr>
-          <w:b/>
-          <w:bCs/>
-        </w:rPr>
-        <w:t>Microespuma</w:t>
+          <w:rStyle w:val="Extranjerismo"/>
+        </w:rPr>
+        <w:t>canephora</w:t>
       </w:r>
       <w:proofErr w:type="spellEnd"/>
       <w:r>
+        <w:t>) con mayor cafeína, cuerpo pesado y menor calidad sensorial.</w:t>
+      </w:r>
+    </w:p>
+    <w:p>
+      <w:r>
+        <w:rPr>
+          <w:b/>
+          <w:bCs/>
+        </w:rPr>
+        <w:t>Roya del cafeto</w:t>
+      </w:r>
+      <w:r>
         <w:t xml:space="preserve">: </w:t>
       </w:r>
       <w:r>
-        <w:t>leche vaporizada con burbujas muy pequeñas e invisibles, de textura sedosa.</w:t>
-      </w:r>
-    </w:p>
-    <w:p>
-      <w:r>
-        <w:rPr>
-          <w:b/>
-          <w:bCs/>
-        </w:rPr>
-        <w:t>Molienda</w:t>
+        <w:t>enfermedad fúngica (</w:t>
+      </w:r>
+      <w:proofErr w:type="spellStart"/>
+      <w:r>
+        <w:rPr>
+          <w:rStyle w:val="Extranjerismo"/>
+        </w:rPr>
+        <w:t>H</w:t>
+      </w:r>
+      <w:r>
+        <w:rPr>
+          <w:rStyle w:val="Extranjerismo"/>
+        </w:rPr>
+        <w:t>emileia</w:t>
+      </w:r>
+      <w:proofErr w:type="spellEnd"/>
+      <w:r>
+        <w:rPr>
+          <w:rStyle w:val="Extranjerismo"/>
+        </w:rPr>
+        <w:t xml:space="preserve"> </w:t>
+      </w:r>
+      <w:proofErr w:type="spellStart"/>
+      <w:r>
+        <w:rPr>
+          <w:rStyle w:val="Extranjerismo"/>
+        </w:rPr>
+        <w:t>vastatrix</w:t>
+      </w:r>
+      <w:proofErr w:type="spellEnd"/>
+      <w:r>
+        <w:t>) que ataca las hojas. Cenicafé ha desarrollado variedades resistentes.</w:t>
+      </w:r>
+    </w:p>
+    <w:p>
+      <w:r>
+        <w:rPr>
+          <w:b/>
+          <w:bCs/>
+        </w:rPr>
+        <w:t>TDS</w:t>
       </w:r>
       <w:r>
         <w:t xml:space="preserve">: </w:t>
       </w:r>
       <w:r>
-        <w:t>proceso de reducción del grano tostado a partículas de un tamaño determinado.</w:t>
-      </w:r>
-    </w:p>
-    <w:p>
-      <w:r>
-        <w:rPr>
-          <w:rStyle w:val="Extranjerismo"/>
-          <w:b/>
-          <w:bCs/>
-        </w:rPr>
-        <w:t>Pour over</w:t>
+        <w:t>sólidos disueltos totales en agua, medidos en ppm.</w:t>
+      </w:r>
+    </w:p>
+    <w:p>
+      <w:r>
+        <w:rPr>
+          <w:b/>
+          <w:bCs/>
+        </w:rPr>
+        <w:t>Tueste</w:t>
       </w:r>
       <w:r>
         <w:t xml:space="preserve">: </w:t>
       </w:r>
       <w:r>
-        <w:t>método de vertido manual (goteo) usando filtro de papel.</w:t>
-      </w:r>
-    </w:p>
-    <w:p>
-      <w:r>
-        <w:rPr>
-          <w:b/>
-          <w:bCs/>
-        </w:rPr>
-        <w:t>Prensa francesa</w:t>
-      </w:r>
-      <w:r>
-        <w:rPr>
-          <w:b/>
-          <w:bCs/>
-        </w:rPr>
-        <w:t>:</w:t>
-      </w:r>
-      <w:r>
-        <w:t xml:space="preserve"> </w:t>
-      </w:r>
-      <w:r>
-        <w:t>método de inmersión con émbolo y malla metálica.</w:t>
-      </w:r>
-    </w:p>
-    <w:p>
-      <w:r>
-        <w:rPr>
-          <w:b/>
-          <w:bCs/>
-        </w:rPr>
-        <w:t>Robusta</w:t>
+        <w:t>proceso térmico que desarrolla aromas y sabores del café verde.</w:t>
+      </w:r>
+    </w:p>
+    <w:p>
+      <w:r>
+        <w:rPr>
+          <w:b/>
+          <w:bCs/>
+        </w:rPr>
+        <w:t>Variedad Castillo</w:t>
       </w:r>
       <w:r>
         <w:t xml:space="preserve">: </w:t>
       </w:r>
       <w:r>
-        <w:t>especie de café (</w:t>
-      </w:r>
-      <w:proofErr w:type="spellStart"/>
-      <w:r>
-        <w:rPr>
-          <w:rStyle w:val="Extranjerismo"/>
-        </w:rPr>
-        <w:t>coffea</w:t>
-      </w:r>
-      <w:proofErr w:type="spellEnd"/>
-      <w:r>
-        <w:t xml:space="preserve"> </w:t>
-      </w:r>
-      <w:proofErr w:type="spellStart"/>
-      <w:r>
-        <w:rPr>
-          <w:rStyle w:val="Extranjerismo"/>
-        </w:rPr>
-        <w:t>canephora</w:t>
-      </w:r>
-      <w:proofErr w:type="spellEnd"/>
-      <w:r>
-        <w:t>) con mayor cafeína, cuerpo pesado y menor calidad sensorial.</w:t>
-      </w:r>
-    </w:p>
-    <w:p>
-      <w:r>
-        <w:rPr>
-          <w:b/>
-          <w:bCs/>
-        </w:rPr>
-        <w:t>Roya del cafeto</w:t>
-      </w:r>
-      <w:r>
-        <w:t xml:space="preserve">: </w:t>
-      </w:r>
-      <w:r>
-        <w:t>enfermedad fúngica (</w:t>
-      </w:r>
-      <w:proofErr w:type="spellStart"/>
-      <w:r>
-        <w:rPr>
-          <w:rStyle w:val="Extranjerismo"/>
-        </w:rPr>
-        <w:t>hemileia</w:t>
-      </w:r>
-      <w:proofErr w:type="spellEnd"/>
-      <w:r>
-        <w:rPr>
-          <w:rStyle w:val="Extranjerismo"/>
-        </w:rPr>
-        <w:t xml:space="preserve"> </w:t>
-      </w:r>
-      <w:proofErr w:type="spellStart"/>
-      <w:r>
-        <w:rPr>
-          <w:rStyle w:val="Extranjerismo"/>
-        </w:rPr>
-        <w:t>vastatrix</w:t>
-      </w:r>
-      <w:proofErr w:type="spellEnd"/>
-      <w:r>
-        <w:t>) que ataca las hojas. Cenicafé ha desarrollado variedades resistentes.</w:t>
-      </w:r>
-    </w:p>
-    <w:p>
-      <w:r>
-        <w:rPr>
-          <w:b/>
-          <w:bCs/>
-        </w:rPr>
-        <w:t>TDS</w:t>
-      </w:r>
-      <w:r>
-        <w:t xml:space="preserve">: </w:t>
-      </w:r>
-      <w:r>
-        <w:t>sólidos disueltos totales en agua, medidos en ppm.</w:t>
-      </w:r>
-    </w:p>
-    <w:p>
-      <w:r>
-        <w:rPr>
-          <w:b/>
-          <w:bCs/>
-        </w:rPr>
-        <w:t>Tueste</w:t>
-      </w:r>
-      <w:r>
-        <w:t xml:space="preserve">: </w:t>
-      </w:r>
-      <w:r>
-        <w:t>proceso térmico que desarrolla aromas y sabores del café verde.</w:t>
-      </w:r>
-    </w:p>
-    <w:p>
-      <w:r>
-        <w:rPr>
-          <w:b/>
-          <w:bCs/>
-        </w:rPr>
-        <w:t>Variedad Castillo</w:t>
-      </w:r>
-      <w:r>
-        <w:t xml:space="preserve">: </w:t>
-      </w:r>
-      <w:r>
         <w:t>variedad colombiana resistente a la roya, la más sembrada en el país.</w:t>
       </w:r>
     </w:p>
@@ -14678,7 +14700,7 @@
       <w:pPr>
         <w:pStyle w:val="Titulosgenerales"/>
       </w:pPr>
-      <w:bookmarkStart w:id="11" w:name="_Toc238882153"/>
+      <w:bookmarkStart w:id="11" w:name="_Toc241074675"/>
       <w:r>
         <w:lastRenderedPageBreak/>
         <w:t>Referencias bibliográficas</w:t>
@@ -14692,7 +14714,33 @@
       <w:r>
         <w:t xml:space="preserve">Cenicafé. (2012). Manual del cafetero colombiano: Investigación y tecnología para la sostenibilidad de la caficultura (Vol. 1). Centro Nacional de Investigaciones de Café. </w:t>
       </w:r>
+      <w:hyperlink r:id="rId22" w:history="1">
+        <w:r>
+          <w:rPr>
+            <w:rStyle w:val="Hipervnculo"/>
+          </w:rPr>
+          <w:t>https://publicaciones.cenicafe.org/index.php/libros_manuales/article/view/841</w:t>
+        </w:r>
+      </w:hyperlink>
+    </w:p>
+    <w:p>
+      <w:r>
+        <w:t xml:space="preserve">Cenicafé. (2016). Variedad Castillo®: preguntas frecuentes (Avances Técnicos No. 426). Centro Nacional de Investigaciones de Café. </w:t>
+      </w:r>
       <w:hyperlink r:id="rId23" w:history="1">
+        <w:r>
+          <w:rPr>
+            <w:rStyle w:val="Hipervnculo"/>
+          </w:rPr>
+          <w:t>https://biblioteca.cenicafe.org/bitstream/10778/410/1/avt0426.pdf</w:t>
+        </w:r>
+      </w:hyperlink>
+    </w:p>
+    <w:p>
+      <w:r>
+        <w:t xml:space="preserve">Cenicafé. (2021). Estructura y funcionamiento de la planta de café. Centro Nacional de Investigaciones de Café. </w:t>
+      </w:r>
+      <w:hyperlink r:id="rId24" w:history="1">
         <w:r>
           <w:rPr>
             <w:rStyle w:val="Hipervnculo"/>
@@ -14703,48 +14751,19 @@
     </w:p>
     <w:p>
       <w:r>
-        <w:t xml:space="preserve">Cenicafé. (2016). Variedad Castillo®: preguntas frecuentes (Avances Técnicos No. 426). Centro Nacional de Investigaciones de Café. </w:t>
-      </w:r>
-      <w:hyperlink r:id="rId24" w:history="1">
-        <w:r>
-          <w:rPr>
-            <w:rStyle w:val="Hipervnculo"/>
-          </w:rPr>
-          <w:t>https://biblioteca.cenicafe.org/bitstream/10778/410/1/avt0426.pdf</w:t>
-        </w:r>
-      </w:hyperlink>
-    </w:p>
-    <w:p>
-      <w:r>
-        <w:t xml:space="preserve">Cenicafé. (2021). Estructura del fruto del café. Centro Nacional de Investigaciones de Café. </w:t>
+        <w:t xml:space="preserve">Cortina, H. A. (2013). Variedad Castillo®: preguntas frecuentes. Centro Nacional de Investigaciones de Café. </w:t>
+      </w:r>
+    </w:p>
+    <w:p>
+      <w:r>
+        <w:t xml:space="preserve">Farfán V., F. F., Baute B., J. E., &amp; García L., J. C. (2008). Efecto de las coberturas arbórea y vegetal muerta sobre la producción de café, en la zona cafetera norte de Colombia. Cenicafé, 59(1), 29-38. </w:t>
+      </w:r>
+    </w:p>
+    <w:p>
+      <w:r>
+        <w:t xml:space="preserve">Farfán V., F. F., &amp; Solarte P., C. R. (2008). Efecto de la cobertura arbórea y vegetal muerta sobre la producción de café en una localidad de la zona cafetera sur de Colombia. Cenicafé, 59(2), 155-164. </w:t>
       </w:r>
       <w:hyperlink r:id="rId25" w:history="1">
-        <w:r>
-          <w:rPr>
-            <w:rStyle w:val="Hipervnculo"/>
-          </w:rPr>
-          <w:t>https://biblioteca.cenicafe.org/bitstream/10778/4321/1/cenbook-0026_08.pdf</w:t>
-        </w:r>
-      </w:hyperlink>
-      <w:r>
-        <w:t xml:space="preserve"> </w:t>
-      </w:r>
-    </w:p>
-    <w:p>
-      <w:r>
-        <w:t xml:space="preserve">Cortina, H. A. (2013). Variedad Castillo®: preguntas frecuentes. Centro Nacional de Investigaciones de Café. </w:t>
-      </w:r>
-    </w:p>
-    <w:p>
-      <w:r>
-        <w:t xml:space="preserve">Farfán V., F. F., Baute B., J. E., &amp; García L., J. C. (2008). Efecto de las coberturas arbórea y vegetal muerta sobre la producción de café, en la zona cafetera norte de Colombia. Cenicafé, 59(1), 29-38. </w:t>
-      </w:r>
-    </w:p>
-    <w:p>
-      <w:r>
-        <w:t xml:space="preserve">Farfán V., F. F., &amp; Solarte P., C. R. (2008). Efecto de la cobertura arbórea y vegetal muerta sobre la producción de café en una localidad de la zona cafetera sur de Colombia. Cenicafé, 59(2), 155-164. </w:t>
-      </w:r>
-      <w:hyperlink r:id="rId26" w:history="1">
         <w:r>
           <w:rPr>
             <w:rStyle w:val="Hipervnculo"/>
@@ -14753,11 +14772,14 @@
         </w:r>
       </w:hyperlink>
     </w:p>
-    <w:p>
-      <w:r>
+    <w:p/>
+    <w:p/>
+    <w:p>
+      <w:r>
+        <w:lastRenderedPageBreak/>
         <w:t xml:space="preserve">Federación Nacional de Cafeteros de Colombia. (2017). 90 años, vivir el café y sembrar el futuro. Federación Nacional de Cafeteros. </w:t>
       </w:r>
-      <w:hyperlink r:id="rId27" w:history="1">
+      <w:hyperlink r:id="rId26" w:history="1">
         <w:r>
           <w:rPr>
             <w:rStyle w:val="Hipervnculo"/>
@@ -14768,10 +14790,9 @@
     </w:p>
     <w:p>
       <w:r>
-        <w:lastRenderedPageBreak/>
         <w:t xml:space="preserve">Ministerio de la Protección Social. (2007). Decreto 1575 de 2007, por el cual se establece el sistema para la protección y control de la calidad del agua para consumo humano. Diario Oficial No. 46.684. </w:t>
       </w:r>
-      <w:hyperlink r:id="rId28" w:history="1">
+      <w:hyperlink r:id="rId27" w:history="1">
         <w:r>
           <w:rPr>
             <w:rStyle w:val="Hipervnculo"/>
@@ -14784,7 +14805,7 @@
       <w:r>
         <w:t xml:space="preserve">Puerta, G. I. (2015). La inocuidad y calidad del café requiere de agua potable para su beneficio y preparación de la bebida. Centro Nacional de Investigaciones de Café. </w:t>
       </w:r>
-      <w:hyperlink r:id="rId29" w:history="1">
+      <w:hyperlink r:id="rId28" w:history="1">
         <w:r>
           <w:rPr>
             <w:rStyle w:val="Hipervnculo"/>
@@ -14797,7 +14818,7 @@
       <w:r>
         <w:t xml:space="preserve">Ramos, M. M., &amp; Castaño, J. J. (2004). Almacenamiento de café tostado y molido en atmósfera de nitrógeno y gas carbónico. Cenicafé, 55(1), 5-15. </w:t>
       </w:r>
-      <w:hyperlink r:id="rId30" w:history="1">
+      <w:hyperlink r:id="rId29" w:history="1">
         <w:r>
           <w:rPr>
             <w:rStyle w:val="Hipervnculo"/>
@@ -14806,6 +14827,11 @@
         </w:r>
       </w:hyperlink>
     </w:p>
+    <w:p>
+      <w:r>
+        <w:t xml:space="preserve"> </w:t>
+      </w:r>
+    </w:p>
     <w:p/>
     <w:p/>
     <w:p>
@@ -14824,7 +14850,7 @@
       <w:pPr>
         <w:pStyle w:val="Titulosgenerales"/>
       </w:pPr>
-      <w:bookmarkStart w:id="12" w:name="_Toc238882154"/>
+      <w:bookmarkStart w:id="12" w:name="_Toc241074676"/>
       <w:r>
         <w:lastRenderedPageBreak/>
         <w:t>Créditos</w:t>
@@ -15719,8 +15745,8 @@
       </w:pPr>
     </w:p>
     <w:sectPr>
-      <w:headerReference w:type="default" r:id="rId31"/>
-      <w:footerReference w:type="default" r:id="rId32"/>
+      <w:headerReference w:type="default" r:id="rId30"/>
+      <w:footerReference w:type="default" r:id="rId31"/>
       <w:pgSz w:w="12240" w:h="15840"/>
       <w:pgMar w:top="1701" w:right="1134" w:bottom="1134" w:left="1134" w:header="709" w:footer="737" w:gutter="0"/>
       <w:pgNumType w:start="1"/>
@@ -21158,6 +21184,11 @@
       <w14:ligatures w14:val="none"/>
     </w:rPr>
   </w:style>
+  <w:style w:type="character" w:customStyle="1" w:styleId="normaltextrun">
+    <w:name w:val="normaltextrun"/>
+    <w:basedOn w:val="Fuentedeprrafopredeter"/>
+    <w:rsid w:val="00A71661"/>
+  </w:style>
 </w:styles>
 </file>
 
@@ -21457,7 +21488,14 @@
 </file>
 
 <file path=customXml/item1.xml><?xml version="1.0" encoding="utf-8"?>
-<b:Sources xmlns:b="http://schemas.openxmlformats.org/officeDocument/2006/bibliography" xmlns="http://schemas.openxmlformats.org/officeDocument/2006/bibliography" SelectedStyle="\APASixthEditionOfficeOnline.xsl" StyleName="APA" Version="6"/>
+<p:properties xmlns:p="http://schemas.microsoft.com/office/2006/metadata/properties" xmlns:xsi="http://www.w3.org/2001/XMLSchema-instance" xmlns:pc="http://schemas.microsoft.com/office/infopath/2007/PartnerControls">
+  <documentManagement>
+    <TaxCatchAll xmlns="67a0edcd-0de5-43ed-8c27-e32f38a00c91" xsi:nil="true"/>
+    <lcf76f155ced4ddcb4097134ff3c332f xmlns="42760c81-fd8e-4d59-8953-7cdb9f38b14f">
+      <Terms xmlns="http://schemas.microsoft.com/office/infopath/2007/PartnerControls"/>
+    </lcf76f155ced4ddcb4097134ff3c332f>
+  </documentManagement>
+</p:properties>
 </file>
 
 <file path=customXml/item2.xml><?xml version="1.0" encoding="utf-8"?>
@@ -21662,14 +21700,7 @@
 </file>
 
 <file path=customXml/item3.xml><?xml version="1.0" encoding="utf-8"?>
-<p:properties xmlns:p="http://schemas.microsoft.com/office/2006/metadata/properties" xmlns:xsi="http://www.w3.org/2001/XMLSchema-instance" xmlns:pc="http://schemas.microsoft.com/office/infopath/2007/PartnerControls">
-  <documentManagement>
-    <TaxCatchAll xmlns="67a0edcd-0de5-43ed-8c27-e32f38a00c91" xsi:nil="true"/>
-    <lcf76f155ced4ddcb4097134ff3c332f xmlns="42760c81-fd8e-4d59-8953-7cdb9f38b14f">
-      <Terms xmlns="http://schemas.microsoft.com/office/infopath/2007/PartnerControls"/>
-    </lcf76f155ced4ddcb4097134ff3c332f>
-  </documentManagement>
-</p:properties>
+<b:Sources xmlns:b="http://schemas.openxmlformats.org/officeDocument/2006/bibliography" xmlns="http://schemas.openxmlformats.org/officeDocument/2006/bibliography" SelectedStyle="\APASixthEditionOfficeOnline.xsl" StyleName="APA" Version="6"/>
 </file>
 
 <file path=customXml/item4.xml><?xml version="1.0" encoding="utf-8"?>
@@ -21682,9 +21713,12 @@
 </file>
 
 <file path=customXml/itemProps1.xml><?xml version="1.0" encoding="utf-8"?>
-<ds:datastoreItem xmlns:ds="http://schemas.openxmlformats.org/officeDocument/2006/customXml" ds:itemID="{EAE431FD-7059-4C09-804B-C9D69EB7B213}">
+<ds:datastoreItem xmlns:ds="http://schemas.openxmlformats.org/officeDocument/2006/customXml" ds:itemID="{1279454D-02BE-4A9C-A117-DCD1573E2608}">
   <ds:schemaRefs>
-    <ds:schemaRef ds:uri="http://schemas.openxmlformats.org/officeDocument/2006/bibliography"/>
+    <ds:schemaRef ds:uri="http://schemas.microsoft.com/office/2006/metadata/properties"/>
+    <ds:schemaRef ds:uri="http://schemas.microsoft.com/office/infopath/2007/PartnerControls"/>
+    <ds:schemaRef ds:uri="67a0edcd-0de5-43ed-8c27-e32f38a00c91"/>
+    <ds:schemaRef ds:uri="42760c81-fd8e-4d59-8953-7cdb9f38b14f"/>
   </ds:schemaRefs>
 </ds:datastoreItem>
 </file>
@@ -21709,12 +21743,9 @@
 </file>
 
 <file path=customXml/itemProps3.xml><?xml version="1.0" encoding="utf-8"?>
-<ds:datastoreItem xmlns:ds="http://schemas.openxmlformats.org/officeDocument/2006/customXml" ds:itemID="{1279454D-02BE-4A9C-A117-DCD1573E2608}">
+<ds:datastoreItem xmlns:ds="http://schemas.openxmlformats.org/officeDocument/2006/customXml" ds:itemID="{EAE431FD-7059-4C09-804B-C9D69EB7B213}">
   <ds:schemaRefs>
-    <ds:schemaRef ds:uri="http://schemas.microsoft.com/office/2006/metadata/properties"/>
-    <ds:schemaRef ds:uri="http://schemas.microsoft.com/office/infopath/2007/PartnerControls"/>
-    <ds:schemaRef ds:uri="67a0edcd-0de5-43ed-8c27-e32f38a00c91"/>
-    <ds:schemaRef ds:uri="42760c81-fd8e-4d59-8953-7cdb9f38b14f"/>
+    <ds:schemaRef ds:uri="http://schemas.openxmlformats.org/officeDocument/2006/bibliography"/>
   </ds:schemaRefs>
 </ds:datastoreItem>
 </file>
